--- a/АБК/Том СПС АБК/Акт о смонтированном оборудовании СПС АБК.docx
+++ b/АБК/Том СПС АБК/Акт о смонтированном оборудовании СПС АБК.docx
@@ -403,7 +403,7 @@
           <w:i/>
           <w:sz w:val="20"/>
         </w:rPr>
-        <w:t>Скрытые работы по прокладке кабельных линий освидетельствованы актами № 1-СПС-АБК, 2-СПС-АБК, 3-СПС-АБК.</w:t>
+        <w:t>Скрытые работы (устройство и герметизация кабельных проходок, монтаж кабеленесущих систем, прокладка кабельных линий — в составе, предусмотренном исполнительной документацией) освидетельствованы актами № 1-СПС-АБК, 2-СПС-АБК, 3-СПС-АБК.</w:t>
       </w:r>
     </w:p>
     <w:p>
@@ -582,7 +582,7 @@
                 <w:i w:val="0"/>
                 <w:sz w:val="20"/>
               </w:rPr>
-              <w:t>____________________ / Белоногов И.Ю. /</w:t>
+              <w:t xml:space="preserve">    ___________________ / Белоногов И.Ю. /</w:t>
             </w:r>
           </w:p>
         </w:tc>

--- a/АБК/Том СПС АБК/Акт о смонтированном оборудовании СПС АБК.docx
+++ b/АБК/Том СПС АБК/Акт о смонтированном оборудовании СПС АБК.docx
@@ -334,7 +334,7 @@
           <w:i/>
           <w:sz w:val="20"/>
         </w:rPr>
-        <w:t>Монтаж выполнен по рабочей документации 16/1/26-АПС,СОУЭ-Р, листы 5, 6. Фактическое расположение оборудования, позиционные обозначения и кабельные трассы отражены в исполнительной документации 16/1/26-ИД-АБК, листы 2–3, и кабельном журнале 16/1/26-ИД-АБК.КЖ (раздел СПС).</w:t>
+        <w:t>Монтаж выполнен по рабочей документации 16/1/26-АПС,СОУЭ-Р, листы 5, 6. Фактическое расположение оборудования, позиционные обозначения и кабельные трассы отражены в исполнительной документации 16/1/26-АПС,СОУЭ-ИД-АБК, листы 2–3, и кабельном журнале 16/1/26-АПС,СОУЭ-ИД-АБК.КЖ.</w:t>
       </w:r>
     </w:p>
     <w:p>
@@ -472,7 +472,7 @@
           <w:i/>
           <w:sz w:val="20"/>
         </w:rPr>
-        <w:t>1. Ведомость смонтированного оборудования. 2. Исполнительная схема 16/1/26-ИД-АБК, листы 2–3.</w:t>
+        <w:t>1. Ведомость смонтированного оборудования. 2. Исполнительная схема 16/1/26-АПС,СОУЭ-ИД-АБК, листы 2–3.</w:t>
       </w:r>
     </w:p>
     <w:p>
@@ -679,7 +679,7 @@
           <w:i w:val="0"/>
           <w:sz w:val="20"/>
         </w:rPr>
-        <w:t>система пожарной сигнализации и система оповещения и управления эвакуацией (АПС, СОУЭ), здание АБК. Исполнительная документация 16/1/26-ИД-АБК, листы 2–3</w:t>
+        <w:t>система пожарной сигнализации и система оповещения и управления эвакуацией (АПС, СОУЭ), здание АБК. Исполнительная документация 16/1/26-АПС,СОУЭ-ИД-АБК, листы 2–3</w:t>
       </w:r>
     </w:p>
     <w:tbl>
@@ -1127,7 +1127,7 @@
                 <w:i w:val="0"/>
                 <w:sz w:val="16"/>
               </w:rPr>
-              <w:t>17</w:t>
+              <w:t>20</w:t>
             </w:r>
           </w:p>
         </w:tc>
@@ -1148,7 +1148,7 @@
                 <w:i w:val="0"/>
                 <w:sz w:val="16"/>
               </w:rPr>
-              <w:t>УГО, л.2</w:t>
+              <w:t>УГО, л.2 (17 шт. + 3 шт. за потолком)</w:t>
             </w:r>
           </w:p>
         </w:tc>
@@ -1872,7 +1872,7 @@
                 <w:i w:val="0"/>
                 <w:sz w:val="16"/>
               </w:rPr>
-              <w:t>1</w:t>
+              <w:t>2</w:t>
             </w:r>
           </w:p>
         </w:tc>
@@ -1893,7 +1893,7 @@
                 <w:i w:val="0"/>
                 <w:sz w:val="16"/>
               </w:rPr>
-              <w:t>схема шкафа, л.2</w:t>
+              <w:t>схема шкафа, л.2; спецификация .СО, поз. 8</w:t>
             </w:r>
           </w:p>
         </w:tc>
@@ -1917,6 +1917,155 @@
                 <w:sz w:val="16"/>
               </w:rPr>
               <w:t>8</w:t>
+            </w:r>
+          </w:p>
+        </w:tc>
+        <w:tc>
+          <w:tcPr>
+            <w:tcW w:type="dxa" w:w="3515"/>
+          </w:tcPr>
+          <w:p>
+            <w:pPr>
+              <w:spacing w:after="0"/>
+              <w:jc w:val="left"/>
+            </w:pPr>
+            <w:r/>
+            <w:r>
+              <w:rPr>
+                <w:rFonts w:ascii="Times New Roman" w:hAnsi="Times New Roman" w:eastAsia="Times New Roman"/>
+                <w:b w:val="0"/>
+                <w:i w:val="0"/>
+                <w:sz w:val="16"/>
+              </w:rPr>
+              <w:t>Батарея аккумуляторная 12 В 18 А·ч (в шкафу RFA1)</w:t>
+            </w:r>
+          </w:p>
+        </w:tc>
+        <w:tc>
+          <w:tcPr>
+            <w:tcW w:type="dxa" w:w="1928"/>
+          </w:tcPr>
+          <w:p>
+            <w:pPr>
+              <w:spacing w:after="0"/>
+              <w:jc w:val="left"/>
+            </w:pPr>
+            <w:r/>
+            <w:r>
+              <w:rPr>
+                <w:rFonts w:ascii="Times New Roman" w:hAnsi="Times New Roman" w:eastAsia="Times New Roman"/>
+                <w:b w:val="0"/>
+                <w:i w:val="0"/>
+                <w:sz w:val="16"/>
+              </w:rPr>
+              <w:t>DT 12В 18Ач</w:t>
+            </w:r>
+          </w:p>
+        </w:tc>
+        <w:tc>
+          <w:tcPr>
+            <w:tcW w:type="dxa" w:w="1134"/>
+          </w:tcPr>
+          <w:p>
+            <w:pPr>
+              <w:spacing w:after="0"/>
+              <w:jc w:val="left"/>
+            </w:pPr>
+            <w:r/>
+            <w:r>
+              <w:rPr>
+                <w:rFonts w:ascii="Times New Roman" w:hAnsi="Times New Roman" w:eastAsia="Times New Roman"/>
+                <w:b w:val="0"/>
+                <w:i w:val="0"/>
+                <w:sz w:val="16"/>
+              </w:rPr>
+              <w:t>Delta</w:t>
+            </w:r>
+          </w:p>
+        </w:tc>
+        <w:tc>
+          <w:tcPr>
+            <w:tcW w:type="dxa" w:w="1020"/>
+          </w:tcPr>
+          <w:p>
+            <w:pPr>
+              <w:spacing w:after="0"/>
+              <w:jc w:val="center"/>
+            </w:pPr>
+            <w:r/>
+            <w:r>
+              <w:rPr>
+                <w:rFonts w:ascii="Times New Roman" w:hAnsi="Times New Roman" w:eastAsia="Times New Roman"/>
+                <w:b w:val="0"/>
+                <w:i w:val="0"/>
+                <w:sz w:val="16"/>
+              </w:rPr>
+              <w:t>—</w:t>
+            </w:r>
+          </w:p>
+        </w:tc>
+        <w:tc>
+          <w:tcPr>
+            <w:tcW w:type="dxa" w:w="737"/>
+          </w:tcPr>
+          <w:p>
+            <w:pPr>
+              <w:spacing w:after="0"/>
+              <w:jc w:val="center"/>
+            </w:pPr>
+            <w:r/>
+            <w:r>
+              <w:rPr>
+                <w:rFonts w:ascii="Times New Roman" w:hAnsi="Times New Roman" w:eastAsia="Times New Roman"/>
+                <w:b w:val="0"/>
+                <w:i w:val="0"/>
+                <w:sz w:val="16"/>
+              </w:rPr>
+              <w:t>2</w:t>
+            </w:r>
+          </w:p>
+        </w:tc>
+        <w:tc>
+          <w:tcPr>
+            <w:tcW w:type="dxa" w:w="1134"/>
+          </w:tcPr>
+          <w:p>
+            <w:pPr>
+              <w:spacing w:after="0"/>
+              <w:jc w:val="left"/>
+            </w:pPr>
+            <w:r/>
+            <w:r>
+              <w:rPr>
+                <w:rFonts w:ascii="Times New Roman" w:hAnsi="Times New Roman" w:eastAsia="Times New Roman"/>
+                <w:b w:val="0"/>
+                <w:i w:val="0"/>
+                <w:sz w:val="16"/>
+              </w:rPr>
+              <w:t>спецификация .СО, поз. 11</w:t>
+            </w:r>
+          </w:p>
+        </w:tc>
+      </w:tr>
+      <w:tr>
+        <w:tc>
+          <w:tcPr>
+            <w:tcW w:type="dxa" w:w="454"/>
+          </w:tcPr>
+          <w:p>
+            <w:pPr>
+              <w:spacing w:after="0"/>
+              <w:jc w:val="center"/>
+            </w:pPr>
+            <w:r/>
+            <w:r>
+              <w:rPr>
+                <w:rFonts w:ascii="Times New Roman" w:hAnsi="Times New Roman" w:eastAsia="Times New Roman"/>
+                <w:b w:val="0"/>
+                <w:i w:val="0"/>
+                <w:sz w:val="16"/>
+              </w:rPr>
+              <w:t>9</w:t>
             </w:r>
           </w:p>
         </w:tc>
@@ -2065,7 +2214,7 @@
                 <w:i w:val="0"/>
                 <w:sz w:val="16"/>
               </w:rPr>
-              <w:t>9</w:t>
+              <w:t>10</w:t>
             </w:r>
           </w:p>
         </w:tc>
@@ -2259,7 +2408,7 @@
                 <w:i w:val="0"/>
                 <w:sz w:val="16"/>
               </w:rPr>
-              <w:t>45</w:t>
+              <w:t>51</w:t>
             </w:r>
           </w:p>
         </w:tc>
